--- a/Assets/Document/云熹约定项目文档/12.NE结局/2.男主单线结局/温叙单线通用结局.docx
+++ b/Assets/Document/云熹约定项目文档/12.NE结局/2.男主单线结局/温叙单线通用结局.docx
@@ -2747,284 +2747,303 @@
         </w:rPr>
         <w:t>了</w:t>
       </w:r>
+      <w:r>
+        <w:rPr>
+          <w:rFonts w:hint="eastAsia"/>
+          <w:sz w:val="28"/>
+          <w:szCs w:val="28"/>
+        </w:rPr>
+        <w:t>很多年前，</w:t>
+      </w:r>
+      <w:r>
+        <w:rPr>
+          <w:rFonts w:hint="eastAsia"/>
+          <w:sz w:val="28"/>
+          <w:szCs w:val="28"/>
+          <w:lang w:val="en-US" w:eastAsia="zh-CN"/>
+        </w:rPr>
+        <w:t>那个黄昏||</w:t>
+      </w:r>
+    </w:p>
+    <w:p>
+      <w:pPr>
+        <w:rPr>
+          <w:rFonts w:hint="eastAsia"/>
+          <w:sz w:val="28"/>
+          <w:szCs w:val="28"/>
+          <w:lang w:val="en-US" w:eastAsia="zh-CN"/>
+        </w:rPr>
+      </w:pPr>
+    </w:p>
+    <w:p>
+      <w:pPr>
+        <w:rPr>
+          <w:rFonts w:hint="eastAsia"/>
+          <w:sz w:val="28"/>
+          <w:szCs w:val="28"/>
+          <w:lang w:val="en-US" w:eastAsia="zh-CN"/>
+        </w:rPr>
+      </w:pPr>
+      <w:r>
+        <w:rPr>
+          <w:rFonts w:hint="eastAsia"/>
+          <w:sz w:val="28"/>
+          <w:szCs w:val="28"/>
+          <w:lang w:val="en-US" w:eastAsia="zh-CN"/>
+        </w:rPr>
+        <w:t>||他</w:t>
+      </w:r>
+      <w:r>
+        <w:rPr>
+          <w:rFonts w:hint="eastAsia"/>
+          <w:sz w:val="28"/>
+          <w:szCs w:val="28"/>
+        </w:rPr>
+        <w:t>就站</w:t>
+      </w:r>
+      <w:r>
+        <w:rPr>
+          <w:rFonts w:hint="eastAsia"/>
+          <w:sz w:val="28"/>
+          <w:szCs w:val="28"/>
+          <w:lang w:val="en-US" w:eastAsia="zh-CN"/>
+        </w:rPr>
+        <w:t>在那</w:t>
+      </w:r>
+      <w:r>
+        <w:rPr>
+          <w:rFonts w:hint="eastAsia"/>
+          <w:sz w:val="28"/>
+          <w:szCs w:val="28"/>
+        </w:rPr>
+        <w:t>，当时你匆匆</w:t>
+      </w:r>
+      <w:r>
+        <w:rPr>
+          <w:rFonts w:hint="eastAsia"/>
+          <w:sz w:val="28"/>
+          <w:szCs w:val="28"/>
+          <w:lang w:val="en-US" w:eastAsia="zh-CN"/>
+        </w:rPr>
+        <w:t>离开</w:t>
+      </w:r>
+      <w:r>
+        <w:rPr>
+          <w:rFonts w:hint="eastAsia"/>
+          <w:sz w:val="28"/>
+          <w:szCs w:val="28"/>
+        </w:rPr>
+        <w:t>，没有回头</w:t>
+      </w:r>
+      <w:r>
+        <w:rPr>
+          <w:rFonts w:hint="eastAsia"/>
+          <w:sz w:val="28"/>
+          <w:szCs w:val="28"/>
+          <w:lang w:val="en-US" w:eastAsia="zh-CN"/>
+        </w:rPr>
+        <w:t>||</w:t>
+      </w:r>
+    </w:p>
+    <w:p>
+      <w:pPr>
+        <w:rPr>
+          <w:rFonts w:hint="eastAsia"/>
+          <w:sz w:val="28"/>
+          <w:szCs w:val="28"/>
+          <w:lang w:val="en-US" w:eastAsia="zh-CN"/>
+        </w:rPr>
+      </w:pPr>
+    </w:p>
+    <w:p>
+      <w:pPr>
+        <w:rPr>
+          <w:rFonts w:hint="default" w:eastAsiaTheme="minorEastAsia"/>
+          <w:sz w:val="28"/>
+          <w:szCs w:val="28"/>
+          <w:lang w:val="en-US" w:eastAsia="zh-CN"/>
+        </w:rPr>
+      </w:pPr>
+      <w:r>
+        <w:rPr>
+          <w:rFonts w:hint="eastAsia"/>
+          <w:sz w:val="28"/>
+          <w:szCs w:val="28"/>
+          <w:lang w:val="en-US" w:eastAsia="zh-CN"/>
+        </w:rPr>
+        <w:t>||</w:t>
+      </w:r>
+      <w:r>
+        <w:rPr>
+          <w:rFonts w:hint="eastAsia"/>
+          <w:sz w:val="28"/>
+          <w:szCs w:val="28"/>
+        </w:rPr>
+        <w:t>而现在，他站在你面前，目光</w:t>
+      </w:r>
+      <w:r>
+        <w:rPr>
+          <w:rFonts w:hint="eastAsia"/>
+          <w:sz w:val="28"/>
+          <w:szCs w:val="28"/>
+          <w:lang w:val="en-US" w:eastAsia="zh-CN"/>
+        </w:rPr>
+        <w:t>沉静</w:t>
+      </w:r>
+      <w:r>
+        <w:rPr>
+          <w:rFonts w:hint="eastAsia"/>
+          <w:sz w:val="28"/>
+          <w:szCs w:val="28"/>
+        </w:rPr>
+        <w:t>而专注，像是要把</w:t>
+      </w:r>
+      <w:r>
+        <w:rPr>
+          <w:rFonts w:hint="eastAsia"/>
+          <w:sz w:val="28"/>
+          <w:szCs w:val="28"/>
+          <w:lang w:val="en-US" w:eastAsia="zh-CN"/>
+        </w:rPr>
+        <w:t>当年</w:t>
+      </w:r>
+      <w:r>
+        <w:rPr>
+          <w:rFonts w:hint="eastAsia"/>
+          <w:sz w:val="28"/>
+          <w:szCs w:val="28"/>
+        </w:rPr>
+        <w:t>错过的对视都补回来</w:t>
+      </w:r>
+      <w:r>
+        <w:rPr>
+          <w:rFonts w:hint="eastAsia"/>
+          <w:sz w:val="28"/>
+          <w:szCs w:val="28"/>
+          <w:lang w:val="en-US" w:eastAsia="zh-CN"/>
+        </w:rPr>
+        <w:t>||</w:t>
+      </w:r>
+    </w:p>
+    <w:p>
+      <w:pPr>
+        <w:rPr>
+          <w:rFonts w:hint="eastAsia"/>
+          <w:sz w:val="28"/>
+          <w:szCs w:val="28"/>
+        </w:rPr>
+      </w:pPr>
+    </w:p>
+    <w:p>
+      <w:pPr>
+        <w:rPr>
+          <w:rFonts w:hint="eastAsia"/>
+          <w:sz w:val="28"/>
+          <w:szCs w:val="28"/>
+          <w:lang w:val="en-US" w:eastAsia="zh-CN"/>
+        </w:rPr>
+      </w:pPr>
+      <w:r>
+        <w:rPr>
+          <w:rFonts w:hint="eastAsia"/>
+          <w:sz w:val="28"/>
+          <w:szCs w:val="28"/>
+          <w:lang w:val="en-US" w:eastAsia="zh-CN"/>
+        </w:rPr>
+        <w:t>||</w:t>
+      </w:r>
+      <w:r>
+        <w:rPr>
+          <w:rFonts w:hint="eastAsia"/>
+          <w:sz w:val="28"/>
+          <w:szCs w:val="28"/>
+        </w:rPr>
+        <w:t>你忽然觉得，这棵树和当年没什么不同</w:t>
+      </w:r>
+      <w:r>
+        <w:rPr>
+          <w:rFonts w:hint="eastAsia"/>
+          <w:sz w:val="28"/>
+          <w:szCs w:val="28"/>
+          <w:lang w:val="en-US" w:eastAsia="zh-CN"/>
+        </w:rPr>
+        <w:t>||</w:t>
+      </w:r>
+    </w:p>
+    <w:p>
+      <w:pPr>
+        <w:rPr>
+          <w:rFonts w:hint="eastAsia"/>
+          <w:sz w:val="28"/>
+          <w:szCs w:val="28"/>
+          <w:lang w:val="en-US" w:eastAsia="zh-CN"/>
+        </w:rPr>
+      </w:pPr>
+    </w:p>
+    <w:p>
+      <w:pPr>
+        <w:rPr>
+          <w:rFonts w:hint="default" w:eastAsiaTheme="minorEastAsia"/>
+          <w:sz w:val="28"/>
+          <w:szCs w:val="28"/>
+          <w:lang w:val="en-US" w:eastAsia="zh-CN"/>
+        </w:rPr>
+      </w:pPr>
+      <w:r>
+        <w:rPr>
+          <w:rFonts w:hint="eastAsia"/>
+          <w:sz w:val="28"/>
+          <w:szCs w:val="28"/>
+          <w:lang w:val="en-US" w:eastAsia="zh-CN"/>
+        </w:rPr>
+        <w:t>||</w:t>
+      </w:r>
+      <w:r>
+        <w:rPr>
+          <w:rFonts w:hint="eastAsia"/>
+          <w:sz w:val="28"/>
+          <w:szCs w:val="28"/>
+        </w:rPr>
+        <w:t>只是树下的人，终于等到了他想等的那一眼</w:t>
+      </w:r>
+      <w:r>
+        <w:rPr>
+          <w:rFonts w:hint="eastAsia"/>
+          <w:sz w:val="28"/>
+          <w:szCs w:val="28"/>
+          <w:lang w:val="en-US" w:eastAsia="zh-CN"/>
+        </w:rPr>
+        <w:t>||</w:t>
+      </w:r>
+    </w:p>
+    <w:p>
+      <w:pPr>
+        <w:rPr>
+          <w:sz w:val="28"/>
+          <w:szCs w:val="28"/>
+        </w:rPr>
+      </w:pPr>
+    </w:p>
+    <w:p>
+      <w:pPr>
+        <w:rPr>
+          <w:rFonts w:hint="default" w:eastAsiaTheme="minorEastAsia"/>
+          <w:sz w:val="28"/>
+          <w:szCs w:val="28"/>
+          <w:lang w:val="en-US" w:eastAsia="zh-CN"/>
+        </w:rPr>
+      </w:pPr>
+      <w:r>
+        <w:rPr>
+          <w:rFonts w:hint="eastAsia"/>
+          <w:sz w:val="28"/>
+          <w:szCs w:val="28"/>
+          <w:lang w:val="en-US" w:eastAsia="zh-CN"/>
+        </w:rPr>
+        <w:t>||【系统提示】获得 Normal End “旧巷”||</w:t>
+      </w:r>
       <w:bookmarkStart w:id="0" w:name="_GoBack"/>
       <w:bookmarkEnd w:id="0"/>
-      <w:r>
-        <w:rPr>
-          <w:rFonts w:hint="eastAsia"/>
-          <w:sz w:val="28"/>
-          <w:szCs w:val="28"/>
-        </w:rPr>
-        <w:t>很多年前，</w:t>
-      </w:r>
-      <w:r>
-        <w:rPr>
-          <w:rFonts w:hint="eastAsia"/>
-          <w:sz w:val="28"/>
-          <w:szCs w:val="28"/>
-          <w:lang w:val="en-US" w:eastAsia="zh-CN"/>
-        </w:rPr>
-        <w:t>那个黄昏||</w:t>
-      </w:r>
-    </w:p>
-    <w:p>
-      <w:pPr>
-        <w:rPr>
-          <w:rFonts w:hint="eastAsia"/>
-          <w:sz w:val="28"/>
-          <w:szCs w:val="28"/>
-          <w:lang w:val="en-US" w:eastAsia="zh-CN"/>
-        </w:rPr>
-      </w:pPr>
-    </w:p>
-    <w:p>
-      <w:pPr>
-        <w:rPr>
-          <w:rFonts w:hint="eastAsia"/>
-          <w:sz w:val="28"/>
-          <w:szCs w:val="28"/>
-          <w:lang w:val="en-US" w:eastAsia="zh-CN"/>
-        </w:rPr>
-      </w:pPr>
-      <w:r>
-        <w:rPr>
-          <w:rFonts w:hint="eastAsia"/>
-          <w:sz w:val="28"/>
-          <w:szCs w:val="28"/>
-          <w:lang w:val="en-US" w:eastAsia="zh-CN"/>
-        </w:rPr>
-        <w:t>||他</w:t>
-      </w:r>
-      <w:r>
-        <w:rPr>
-          <w:rFonts w:hint="eastAsia"/>
-          <w:sz w:val="28"/>
-          <w:szCs w:val="28"/>
-        </w:rPr>
-        <w:t>就站</w:t>
-      </w:r>
-      <w:r>
-        <w:rPr>
-          <w:rFonts w:hint="eastAsia"/>
-          <w:sz w:val="28"/>
-          <w:szCs w:val="28"/>
-          <w:lang w:val="en-US" w:eastAsia="zh-CN"/>
-        </w:rPr>
-        <w:t>在那</w:t>
-      </w:r>
-      <w:r>
-        <w:rPr>
-          <w:rFonts w:hint="eastAsia"/>
-          <w:sz w:val="28"/>
-          <w:szCs w:val="28"/>
-        </w:rPr>
-        <w:t>，当时你匆匆</w:t>
-      </w:r>
-      <w:r>
-        <w:rPr>
-          <w:rFonts w:hint="eastAsia"/>
-          <w:sz w:val="28"/>
-          <w:szCs w:val="28"/>
-          <w:lang w:val="en-US" w:eastAsia="zh-CN"/>
-        </w:rPr>
-        <w:t>离开</w:t>
-      </w:r>
-      <w:r>
-        <w:rPr>
-          <w:rFonts w:hint="eastAsia"/>
-          <w:sz w:val="28"/>
-          <w:szCs w:val="28"/>
-        </w:rPr>
-        <w:t>，没有回头</w:t>
-      </w:r>
-      <w:r>
-        <w:rPr>
-          <w:rFonts w:hint="eastAsia"/>
-          <w:sz w:val="28"/>
-          <w:szCs w:val="28"/>
-          <w:lang w:val="en-US" w:eastAsia="zh-CN"/>
-        </w:rPr>
-        <w:t>||</w:t>
-      </w:r>
-    </w:p>
-    <w:p>
-      <w:pPr>
-        <w:rPr>
-          <w:rFonts w:hint="eastAsia"/>
-          <w:sz w:val="28"/>
-          <w:szCs w:val="28"/>
-          <w:lang w:val="en-US" w:eastAsia="zh-CN"/>
-        </w:rPr>
-      </w:pPr>
-    </w:p>
-    <w:p>
-      <w:pPr>
-        <w:rPr>
-          <w:rFonts w:hint="default" w:eastAsiaTheme="minorEastAsia"/>
-          <w:sz w:val="28"/>
-          <w:szCs w:val="28"/>
-          <w:lang w:val="en-US" w:eastAsia="zh-CN"/>
-        </w:rPr>
-      </w:pPr>
-      <w:r>
-        <w:rPr>
-          <w:rFonts w:hint="eastAsia"/>
-          <w:sz w:val="28"/>
-          <w:szCs w:val="28"/>
-          <w:lang w:val="en-US" w:eastAsia="zh-CN"/>
-        </w:rPr>
-        <w:t>||</w:t>
-      </w:r>
-      <w:r>
-        <w:rPr>
-          <w:rFonts w:hint="eastAsia"/>
-          <w:sz w:val="28"/>
-          <w:szCs w:val="28"/>
-        </w:rPr>
-        <w:t>而现在，他站在你面前，目光</w:t>
-      </w:r>
-      <w:r>
-        <w:rPr>
-          <w:rFonts w:hint="eastAsia"/>
-          <w:sz w:val="28"/>
-          <w:szCs w:val="28"/>
-          <w:lang w:val="en-US" w:eastAsia="zh-CN"/>
-        </w:rPr>
-        <w:t>沉静</w:t>
-      </w:r>
-      <w:r>
-        <w:rPr>
-          <w:rFonts w:hint="eastAsia"/>
-          <w:sz w:val="28"/>
-          <w:szCs w:val="28"/>
-        </w:rPr>
-        <w:t>而专注，像是要把</w:t>
-      </w:r>
-      <w:r>
-        <w:rPr>
-          <w:rFonts w:hint="eastAsia"/>
-          <w:sz w:val="28"/>
-          <w:szCs w:val="28"/>
-          <w:lang w:val="en-US" w:eastAsia="zh-CN"/>
-        </w:rPr>
-        <w:t>当年</w:t>
-      </w:r>
-      <w:r>
-        <w:rPr>
-          <w:rFonts w:hint="eastAsia"/>
-          <w:sz w:val="28"/>
-          <w:szCs w:val="28"/>
-        </w:rPr>
-        <w:t>错过的对视都补回来</w:t>
-      </w:r>
-      <w:r>
-        <w:rPr>
-          <w:rFonts w:hint="eastAsia"/>
-          <w:sz w:val="28"/>
-          <w:szCs w:val="28"/>
-          <w:lang w:val="en-US" w:eastAsia="zh-CN"/>
-        </w:rPr>
-        <w:t>||</w:t>
-      </w:r>
-    </w:p>
-    <w:p>
-      <w:pPr>
-        <w:rPr>
-          <w:rFonts w:hint="eastAsia"/>
-          <w:sz w:val="28"/>
-          <w:szCs w:val="28"/>
-        </w:rPr>
-      </w:pPr>
-    </w:p>
-    <w:p>
-      <w:pPr>
-        <w:rPr>
-          <w:rFonts w:hint="eastAsia"/>
-          <w:sz w:val="28"/>
-          <w:szCs w:val="28"/>
-          <w:lang w:val="en-US" w:eastAsia="zh-CN"/>
-        </w:rPr>
-      </w:pPr>
-      <w:r>
-        <w:rPr>
-          <w:rFonts w:hint="eastAsia"/>
-          <w:sz w:val="28"/>
-          <w:szCs w:val="28"/>
-          <w:lang w:val="en-US" w:eastAsia="zh-CN"/>
-        </w:rPr>
-        <w:t>||</w:t>
-      </w:r>
-      <w:r>
-        <w:rPr>
-          <w:rFonts w:hint="eastAsia"/>
-          <w:sz w:val="28"/>
-          <w:szCs w:val="28"/>
-        </w:rPr>
-        <w:t>你忽然觉得，这棵树和当年没什么不同</w:t>
-      </w:r>
-      <w:r>
-        <w:rPr>
-          <w:rFonts w:hint="eastAsia"/>
-          <w:sz w:val="28"/>
-          <w:szCs w:val="28"/>
-          <w:lang w:val="en-US" w:eastAsia="zh-CN"/>
-        </w:rPr>
-        <w:t>||</w:t>
-      </w:r>
-    </w:p>
-    <w:p>
-      <w:pPr>
-        <w:rPr>
-          <w:rFonts w:hint="eastAsia"/>
-          <w:sz w:val="28"/>
-          <w:szCs w:val="28"/>
-          <w:lang w:val="en-US" w:eastAsia="zh-CN"/>
-        </w:rPr>
-      </w:pPr>
-    </w:p>
-    <w:p>
-      <w:pPr>
-        <w:rPr>
-          <w:rFonts w:hint="default" w:eastAsiaTheme="minorEastAsia"/>
-          <w:sz w:val="28"/>
-          <w:szCs w:val="28"/>
-          <w:lang w:val="en-US" w:eastAsia="zh-CN"/>
-        </w:rPr>
-      </w:pPr>
-      <w:r>
-        <w:rPr>
-          <w:rFonts w:hint="eastAsia"/>
-          <w:sz w:val="28"/>
-          <w:szCs w:val="28"/>
-          <w:lang w:val="en-US" w:eastAsia="zh-CN"/>
-        </w:rPr>
-        <w:t>||</w:t>
-      </w:r>
-      <w:r>
-        <w:rPr>
-          <w:rFonts w:hint="eastAsia"/>
-          <w:sz w:val="28"/>
-          <w:szCs w:val="28"/>
-        </w:rPr>
-        <w:t>只是树下的人，终于等到了他想等的那一眼</w:t>
-      </w:r>
-      <w:r>
-        <w:rPr>
-          <w:rFonts w:hint="eastAsia"/>
-          <w:sz w:val="28"/>
-          <w:szCs w:val="28"/>
-          <w:lang w:val="en-US" w:eastAsia="zh-CN"/>
-        </w:rPr>
-        <w:t>||</w:t>
-      </w:r>
-    </w:p>
-    <w:p>
-      <w:pPr>
-        <w:rPr>
-          <w:sz w:val="28"/>
-          <w:szCs w:val="28"/>
-        </w:rPr>
-      </w:pPr>
     </w:p>
     <w:sectPr>
       <w:pgSz w:w="11906" w:h="16838"/>
